--- a/az/discovery-articles/3.2 Elektrik enerjisinin istehsalı və paylanması.docx
+++ b/az/discovery-articles/3.2 Elektrik enerjisinin istehsalı və paylanması.docx
@@ -4,586 +4,387 @@
   <w:body>
     <w:p>
       <w:pPr>
-        <w:keepNext/>
-        <w:spacing w:before="280" w:after="120"/>
+        <w:pStyle w:val="Title"/>
+        <w:widowControl/>
       </w:pPr>
       <w:r>
-        <w:rPr>
-          <w:rFonts w:ascii="Calibri" w:hAnsi="Calibri" w:eastAsia="Calibri"/>
-          <w:b/>
-          <w:i w:val="0"/>
-          <w:color w:val="004E8C"/>
-          <w:sz w:val="44"/>
-        </w:rPr>
         <w:t>3.2 Elektrik enerjisinin istehsalı və paylanması</w:t>
       </w:r>
     </w:p>
     <w:p>
       <w:pPr>
-        <w:spacing w:after="80"/>
+        <w:keepNext/>
+        <w:widowControl/>
       </w:pPr>
       <w:r>
         <w:rPr>
-          <w:rFonts w:ascii="Calibri" w:hAnsi="Calibri" w:eastAsia="Calibri"/>
-          <w:b w:val="0"/>
-          <w:i/>
-          <w:color w:val="505050"/>
-          <w:sz w:val="22"/>
+          <w:sz w:val="20"/>
         </w:rPr>
-        <w:t>3. Sənaye, enerji və nəqliyyat</w:t>
-      </w:r>
-    </w:p>
-    <w:p>
-      <w:pPr>
-        <w:spacing w:after="200"/>
-      </w:pPr>
-      <w:r>
-        <w:rPr>
-          <w:rFonts w:ascii="Calibri" w:hAnsi="Calibri" w:eastAsia="Calibri"/>
-          <w:b w:val="0"/>
-          <w:i/>
-          <w:sz w:val="22"/>
-        </w:rPr>
-        <w:t>Dövr: 1831-ci il (Faradeyin elektromaqnit induksiyası); 1880-ci illər (Edison və Teslanın rəqabət aparan sistemləri) | Əsas simalar: Maykl Faradey; Tomas Edison; Nikola Tesla; Corc Vestinqhaus</w:t>
-      </w:r>
-    </w:p>
-    <w:p>
-      <w:pPr>
-        <w:spacing w:after="160" w:line="276" w:lineRule="auto"/>
-      </w:pPr>
-      <w:r>
-        <w:rPr>
-          <w:rFonts w:ascii="Calibri" w:hAnsi="Calibri" w:eastAsia="Calibri"/>
-          <w:b w:val="0"/>
-          <w:i w:val="0"/>
-          <w:sz w:val="22"/>
-        </w:rPr>
-        <w:t>Elektrik enerjisi generatorlar, günəş elementləri və başqa mənbələr vasitəsilə istehsal olunur, sonra şəbəkə ilə istehlakçılara çatdırılır. XIX əsrin sonlarında yaradılan elektrik stansiyaları və paylayıcı xətlər elektriki laboratoriya təcrübəsindən gündəlik ictimai xidmətə çevirdi.</w:t>
+        <w:t>3 Sənaye enerji və nəqliyyat</w:t>
       </w:r>
     </w:p>
     <w:p>
       <w:pPr>
         <w:keepNext/>
-        <w:spacing w:before="240" w:after="120"/>
+        <w:widowControl/>
       </w:pPr>
       <w:r>
         <w:rPr>
-          <w:rFonts w:ascii="Calibri" w:hAnsi="Calibri" w:eastAsia="Calibri"/>
-          <w:b/>
-          <w:i w:val="0"/>
-          <w:color w:val="004E8C"/>
-          <w:sz w:val="28"/>
+          <w:sz w:val="20"/>
         </w:rPr>
-        <w:t>Əsas faktlar</w:t>
+        <w:t>Dövr: 1831 (Faradeyin elektromaqnit induksiyası); 1880-ci illər (Edison və Teslanın rəqabət aparan sistemləri) | Əsas şəxslər: Maykl Faradey; Tomas Edison; Nikola Tesla; Corc Vestinqhauz</w:t>
+      </w:r>
+    </w:p>
+    <w:p>
+      <w:pPr>
+        <w:widowControl/>
+      </w:pPr>
+      <w:r>
+        <w:t>Elektrik enerjisi dinamo və ya başqa mənbələrdə istehsal olunur, sonra naqillərlə çoxsaylı istifadəçilərə çatdırılır. XIX əsrin sonlarında yaranan sistemlər elektriki laboratoriya marağından gündəlik xidmətə çevirdi.</w:t>
+      </w:r>
+    </w:p>
+    <w:p>
+      <w:pPr>
+        <w:pStyle w:val="Heading1"/>
+        <w:widowControl/>
+      </w:pPr>
+      <w:r>
+        <w:t>Əsas məlumatlar</w:t>
       </w:r>
     </w:p>
     <w:p>
       <w:pPr>
         <w:pStyle w:val="ListBullet"/>
+        <w:widowControl/>
       </w:pPr>
       <w:r>
-        <w:rPr>
-          <w:rFonts w:ascii="Calibri" w:hAnsi="Calibri" w:eastAsia="Calibri"/>
-          <w:b w:val="0"/>
-          <w:i w:val="0"/>
-          <w:sz w:val="22"/>
-        </w:rPr>
-        <w:t>Maykl Faradey hərəkət və maqnit sahəsi vasitəsilə elektrik cərəyanı yaratmağın mümkün olduğunu göstərib</w:t>
+        <w:t>Maykl Faradey hərəkət və maqnit sahəsi vasitəsilə cərəyan yaratmağın mümkün olduğunu göstərdi.</w:t>
       </w:r>
     </w:p>
     <w:p>
       <w:pPr>
         <w:pStyle w:val="ListBullet"/>
+        <w:widowControl/>
       </w:pPr>
       <w:r>
-        <w:rPr>
-          <w:rFonts w:ascii="Calibri" w:hAnsi="Calibri" w:eastAsia="Calibri"/>
-          <w:b w:val="0"/>
-          <w:i w:val="0"/>
-          <w:sz w:val="22"/>
-        </w:rPr>
-        <w:t>Edisonun Nyu-Yorkdakı Pearl Street elektrik stansiyası 1882-ci ildə fəaliyyətə başlayıb</w:t>
+        <w:t>Edisonun Nyu-Yorkdakı Perl-strit elektrik stansiyası 1882-ci ildə açıldı.</w:t>
       </w:r>
     </w:p>
     <w:p>
       <w:pPr>
         <w:pStyle w:val="ListBullet"/>
+        <w:widowControl/>
       </w:pPr>
       <w:r>
-        <w:rPr>
-          <w:rFonts w:ascii="Calibri" w:hAnsi="Calibri" w:eastAsia="Calibri"/>
-          <w:b w:val="0"/>
-          <w:i w:val="0"/>
-          <w:sz w:val="22"/>
-        </w:rPr>
-        <w:t>Tesla və Vestinqhaus elektrik enerjisini uzaq məsafələrə ötürmək üçün dəyişən cərəyan sistemini inkişaf etdiriblər</w:t>
+        <w:t>Tesla və Vestinqhauz uzaq məsafələrə ötürmə üçün dəyişən cərəyanı müdafiə edirdilər.</w:t>
       </w:r>
     </w:p>
     <w:p>
       <w:pPr>
         <w:pStyle w:val="ListBullet"/>
+        <w:widowControl/>
       </w:pPr>
       <w:r>
-        <w:rPr>
-          <w:rFonts w:ascii="Calibri" w:hAnsi="Calibri" w:eastAsia="Calibri"/>
-          <w:b w:val="0"/>
-          <w:i w:val="0"/>
-          <w:sz w:val="22"/>
-        </w:rPr>
-        <w:t>Transformatorlar ötürmə zamanı gərginliyi artırır, evlərdə istifadə üçün isə azaldır</w:t>
+        <w:t>Transformatorlar ötürmə zamanı gərginliyi artırır, evlərə çatdırılarkən isə azaldır.</w:t>
       </w:r>
     </w:p>
     <w:p>
       <w:pPr>
         <w:pStyle w:val="ListBullet"/>
+        <w:widowControl/>
       </w:pPr>
       <w:r>
-        <w:rPr>
-          <w:rFonts w:ascii="Calibri" w:hAnsi="Calibri" w:eastAsia="Calibri"/>
-          <w:b w:val="0"/>
-          <w:i w:val="0"/>
-          <w:sz w:val="22"/>
-        </w:rPr>
-        <w:t>Elektrik şəbəkəsi bu gün yollar və su kəmərləri qədər vacib infrastrukturdur</w:t>
+        <w:t>Elektrik şəbəkəsi bu gün yollar və su xətləri qədər əsas infrastrukturdur.</w:t>
       </w:r>
     </w:p>
     <w:p>
       <w:pPr>
-        <w:keepNext/>
-        <w:spacing w:before="240" w:after="120"/>
+        <w:pStyle w:val="Heading1"/>
+        <w:widowControl/>
       </w:pPr>
       <w:r>
-        <w:rPr>
-          <w:rFonts w:ascii="Calibri" w:hAnsi="Calibri" w:eastAsia="Calibri"/>
-          <w:b/>
-          <w:i w:val="0"/>
-          <w:color w:val="004E8C"/>
-          <w:sz w:val="28"/>
-        </w:rPr>
-        <w:t>Bu nədir və necə işləyir?</w:t>
+        <w:t>Bu nədir</w:t>
       </w:r>
     </w:p>
     <w:p>
       <w:pPr>
-        <w:spacing w:after="160" w:line="276" w:lineRule="auto"/>
+        <w:widowControl/>
       </w:pPr>
       <w:r>
-        <w:rPr>
-          <w:rFonts w:ascii="Calibri" w:hAnsi="Calibri" w:eastAsia="Calibri"/>
-          <w:b w:val="0"/>
-          <w:i w:val="0"/>
-          <w:sz w:val="22"/>
-        </w:rPr>
-        <w:t>Elektrik enerjisinin istehsalı adətən maqnit sahəsində sarğını fırlatmaqla — dinamo və ya generator vasitəsilə — yaxud günəş elementləri kimi başqa üsullarla cərəyan yaratmaqdır. Paylanma isə bu cərəyanı lampalara, mühərriklərə və başqa cihazlara çatdıran naqil, transformator və açarlardan ibarət şəbəkədir. Elektrik sistemi istehsalla tələbatı daim təxminən taraz saxlayır. Sadə desək, elektrik stansiyası istisi divardakı rozetkaya cərəyan şəklində çatan ortaq ocaqdır.</w:t>
+        <w:t>Elektrik enerjisi adətən maqnit sahəsində sarğını fırladan generatorla, yaxud günəş elementləri kimi başqa vasitələrlə alınır. Paylama sistemi cərəyanı lampalara, mühərriklərə və cihazlara çatdıran naqillərdən, transformatorlardan və açarlardan ibarətdir. Şəbəkə istehsalla tələbat arasında təxmini tarazlıq saxlayır. Elektrik stansiyasını enerjisi evlərdəki rozetkalara çatan ortaq ocağa bənzətmək olar.</w:t>
       </w:r>
     </w:p>
     <w:p>
       <w:pPr>
-        <w:keepNext/>
-        <w:spacing w:before="240" w:after="120"/>
+        <w:pStyle w:val="Heading1"/>
+        <w:widowControl/>
       </w:pPr>
       <w:r>
-        <w:rPr>
-          <w:rFonts w:ascii="Calibri" w:hAnsi="Calibri" w:eastAsia="Calibri"/>
-          <w:b/>
-          <w:i w:val="0"/>
-          <w:color w:val="004E8C"/>
-          <w:sz w:val="28"/>
-        </w:rPr>
-        <w:t>Kim kəşf və ya ixtira edib?</w:t>
+        <w:t>Kim kəşf edib və ya yaradıb</w:t>
       </w:r>
     </w:p>
     <w:p>
       <w:pPr>
-        <w:spacing w:after="160" w:line="276" w:lineRule="auto"/>
+        <w:widowControl/>
       </w:pPr>
       <w:r>
-        <w:rPr>
-          <w:rFonts w:ascii="Calibri" w:hAnsi="Calibri" w:eastAsia="Calibri"/>
-          <w:b w:val="0"/>
-          <w:i w:val="0"/>
-          <w:sz w:val="22"/>
-        </w:rPr>
-        <w:t>Maykl Faradey 1831-ci ildə apardığı təcrübələrlə elektromaqnit induksiyasını göstərdi: maqnit naqilin yaxınlığında hərəkət etdiriləndə cərəyan yaranır. Bundan sonra ixtiraçılar generatorlar hazırladılar. Tomas Edison 1882-ci ildə Nyu-Yorkun Pearl Street küçəsində kiçik bir rayonu sabit cərəyanla təmin edən kommersiya stansiyası açdı. Nikola Tesla və Corc Vestinqhaus transformator vasitəsilə gərginliyi artırıb-azaltmağa imkan verən dəyişən cərəyanı müdafiə etdilər; bu sistem uzaq məsafələrə ötürmə üçün daha əlverişli idi. İlk elektrik şəbəkələrini tək bir qəhrəman deyil, çoxsaylı mühəndislər qurdu.</w:t>
+        <w:t>Maykl Faradeyin 1831-ci il təcrübələri elektromaqnit induksiyasını göstərdi: maqnit naqilin yaxınlığında hərəkət etdirildikdə cərəyan yarana bilər. Bundan sonra ixtiraçılar generatorlar hazırladılar. Tomas Edison 1882-ci ildə Nyu-Yorkun Perl-strit küçəsində kiçik bir ərazini sabit cərəyanla təmin edən kommersiya stansiyası açdı. Nikola Tesla və Corc Vestinqhauz isə dəyişən cərəyanı dəstəkləyirdilər. Transformatorlarla onun gərginliyini artırıb azaltmaq mümkün olduğundan uzun xətlər praktik həllə çevrildi. İlk şəbəkələri tək bir qəhrəman deyil, çoxsaylı mühəndislər yaratdı.</w:t>
       </w:r>
     </w:p>
     <w:p>
       <w:pPr>
-        <w:keepNext/>
-        <w:spacing w:before="240" w:after="120"/>
+        <w:pStyle w:val="Heading1"/>
+        <w:widowControl/>
       </w:pPr>
       <w:r>
-        <w:rPr>
-          <w:rFonts w:ascii="Calibri" w:hAnsi="Calibri" w:eastAsia="Calibri"/>
-          <w:b/>
-          <w:i w:val="0"/>
-          <w:color w:val="004E8C"/>
-          <w:sz w:val="28"/>
-        </w:rPr>
-        <w:t>Nə vaxt və necə yaranıb?</w:t>
+        <w:t>Nə vaxt və necə yaranıb</w:t>
       </w:r>
     </w:p>
     <w:p>
       <w:pPr>
-        <w:spacing w:after="160" w:line="276" w:lineRule="auto"/>
+        <w:widowControl/>
       </w:pPr>
       <w:r>
-        <w:rPr>
-          <w:rFonts w:ascii="Calibri" w:hAnsi="Calibri" w:eastAsia="Calibri"/>
-          <w:b w:val="0"/>
-          <w:i w:val="0"/>
-          <w:sz w:val="22"/>
-        </w:rPr>
-        <w:t>1880–1890-cı illər nümayişlərin, patentlərin və şəhərlərin işıqlandırılması müqavilələri uğrunda rəqabətin dövrü idi; bu mübarizə bəzən «cərəyanlar müharibəsi» adlandırılır. Şəhərlərin böyüməsi, misin ucuzlaşması və qaz lampalarına artıq alışmış əhali elektrik işıqlandırmasına zəmin yaratdı. Fabriklər elektrik mühərriklərinin buxar valından uzanan qayışlardan daha təmiz və çevik olduğunu görəndə tələb sürətlə artdı. Niaqara kimi su elektrik stansiyaları axar suyun bütöv şəhəri enerji ilə təmin edə biləcəyini göstərdi.</w:t>
+        <w:t>1880–1890-cı illər nümayişlərin, patentlərin və şəhər işıqlandırma müqavilələrinin yarışına çevrildi. Bu rəqabət bəzən «cərəyanlar müharibəsi» adlandırılır. Şəhərlərin böyüməsi, ucuz mis və insanların qaz işığına artıq alışması elektrikləşməyə zəmin yaratdı. Fabriklər elektrik mühərriklərinin buxar maşınının valından kəmərlərlə güc ötürməkdən daha təmiz və çevik olduğunu gördükdə tələbat sürətlə artdı. Niaqara kimi yerlərdəki su elektrik stansiyaları düşən suyun şəhəri enerji ilə təmin edə bildiyini göstərdi.</w:t>
       </w:r>
     </w:p>
     <w:p>
       <w:pPr>
-        <w:keepNext/>
-        <w:spacing w:before="240" w:after="120"/>
+        <w:pStyle w:val="Heading1"/>
+        <w:widowControl/>
       </w:pPr>
       <w:r>
-        <w:rPr>
-          <w:rFonts w:ascii="Calibri" w:hAnsi="Calibri" w:eastAsia="Calibri"/>
-          <w:b/>
-          <w:i w:val="0"/>
-          <w:color w:val="004E8C"/>
-          <w:sz w:val="28"/>
-        </w:rPr>
-        <w:t>Elmi əhəmiyyəti</w:t>
+        <w:t>Elm üçün əhəmiyyəti</w:t>
       </w:r>
     </w:p>
     <w:p>
       <w:pPr>
-        <w:spacing w:after="160" w:line="276" w:lineRule="auto"/>
+        <w:widowControl/>
       </w:pPr>
       <w:r>
-        <w:rPr>
-          <w:rFonts w:ascii="Calibri" w:hAnsi="Calibri" w:eastAsia="Calibri"/>
-          <w:b w:val="0"/>
-          <w:i w:val="0"/>
-          <w:sz w:val="22"/>
-        </w:rPr>
-        <w:t>Geniş əraziyə yayılan elektrik sistemi həm elmi, həm də təşkilati nailiyyətdir: standart gərginlik, qoruyucular və sonralar tezliyə nəzarət tələb edir. Bu sistem enerjini vahidlərlə ölçülüb satılan məhsula çevirdi. Fizika tələbələri bu gün də Faradey qanununu öyrənirlər, çünki bütün adi generatorların daxilində məhz həmin prinsip işləyir. Elektrik şəbəkəsi cəmiyyətə görünməz enerjinin yolları kimi fəaliyyət göstərən şəbəkələrlə düşünməyi də öyrətdi.</w:t>
+        <w:t>Elektrikin paylanması həm elmi, həm də təşkilati nailiyyət idi: gərginliyin standartlaşdırılması, qoruyucu sığortalar və sonralar tezliyə nəzarət tələb olunurdu. Enerji ölçülən və vahid üzrə alınan məhsula çevrildi. Adi generatorların iş prinsipi Faradey qanununa əsaslandığından fizika dərslərində bu qanun hələ də öyrədilir. Elektrik şəbəkəsi cəmiyyətə sistemləri bir-biri ilə əlaqəli xətlər kimi düşünməyi də öyrətdi — sanki görünməz enerji üçün yollar çəkilmişdi.</w:t>
       </w:r>
     </w:p>
     <w:p>
       <w:pPr>
-        <w:keepNext/>
-        <w:spacing w:before="240" w:after="120"/>
+        <w:pStyle w:val="Heading1"/>
+        <w:widowControl/>
       </w:pPr>
       <w:r>
-        <w:rPr>
-          <w:rFonts w:ascii="Calibri" w:hAnsi="Calibri" w:eastAsia="Calibri"/>
-          <w:b/>
-          <w:i w:val="0"/>
-          <w:color w:val="004E8C"/>
-          <w:sz w:val="28"/>
-        </w:rPr>
         <w:t>Sonrakı inkişafa təsiri</w:t>
       </w:r>
     </w:p>
     <w:p>
       <w:pPr>
-        <w:spacing w:after="160" w:line="276" w:lineRule="auto"/>
+        <w:widowControl/>
       </w:pPr>
       <w:r>
-        <w:rPr>
-          <w:rFonts w:ascii="Calibri" w:hAnsi="Calibri" w:eastAsia="Calibri"/>
-          <w:b w:val="0"/>
-          <w:i w:val="0"/>
-          <w:sz w:val="22"/>
-        </w:rPr>
-        <w:t>Elektrik işığı günün fəal saatlarını uzatdı. Elektrik mühərrikləri fabrikləri yenidən qurdu. Elektronika, hesablama və telekommunikasiya rozetkanın, yaxud rozetkadan doldurulan batareyanın mövcudluğunu nəzərdə tutur. Atom elektrik stansiyaları, külək parkları və yüksək gərginlikli xətlər köhnə «istehsal et, sonra bölüşdür» ideyasının yeni mənbə və vasitələridir. Elektrik kəsiləndə bu sistemdən nə qədər asılı olduğumuzu dərhal görürük.</w:t>
+        <w:t>Elektrik işığı günün fəal hissəsini uzatdı, mühərriklər fabriklərin quruluşunu dəyişdi. Elektronika, hesablama və telekommunikasiya rozetkaya və ya oradan doldurulan batareyaya arxalanır. Atom stansiyaları, külək parkları və yüksək gərginlikli xətlər eyni əsas fikri davam etdirir: enerjini istehsal et və paylaş. Elektrik kəsintiləri bu asılılığın nə qədər böyük olduğunu göstərir.</w:t>
       </w:r>
     </w:p>
     <w:p>
       <w:pPr>
-        <w:keepNext/>
-        <w:spacing w:before="240" w:after="120"/>
+        <w:pStyle w:val="Heading1"/>
+        <w:widowControl/>
       </w:pPr>
       <w:r>
-        <w:rPr>
-          <w:rFonts w:ascii="Calibri" w:hAnsi="Calibri" w:eastAsia="Calibri"/>
-          <w:b/>
-          <w:i w:val="0"/>
-          <w:color w:val="004E8C"/>
-          <w:sz w:val="28"/>
-        </w:rPr>
-        <w:t>İnsan həyatını necə dəyişdi?</w:t>
+        <w:t>İnsan həyatını necə dəyişib</w:t>
       </w:r>
     </w:p>
     <w:p>
       <w:pPr>
-        <w:spacing w:after="160" w:line="276" w:lineRule="auto"/>
+        <w:widowControl/>
       </w:pPr>
       <w:r>
-        <w:rPr>
-          <w:rFonts w:ascii="Calibri" w:hAnsi="Calibri" w:eastAsia="Calibri"/>
-          <w:b w:val="0"/>
-          <w:i w:val="0"/>
-          <w:sz w:val="22"/>
-        </w:rPr>
-        <w:t>Evlərə lampalar, ütülər, soyuducular və tədricən demək olar bütün müasir rahatlıqlar daxil oldu. İş qapalı məkanlara keçdi, gecə növbələri adi hala çevrildi. Elektrik şəbəkəsinə qoşulmaq yaşayış səviyyəsini müəyyənləşdirən əsas göstəricilərdən biri oldu. Bu gün şəbəkə sıradan çıxanda xəstəxanalar, qatarlar və internet də fəaliyyət göstərə bilmir. Elektrikləşmə müasir gündəlik həyatın ən aydın göstəricilərindən biridir.</w:t>
+        <w:t>Evlərə lampalar, ütülər, soyuducular və sonralar saysız-hesabsız rahatlıq gətirən cihazlar daxil oldu. Qapalı məkanlarda iş genişləndi, gecə növbələri adiləşdi. Elektrikə çıxış yaşayış səviyyəsini fərqləndirən göstəriciyə çevrildi. Şəbəkə dayananda xəstəxanaların, qatarların və internetin işi də pozulur. Elektrikləşmə müasir gündəlik həyatın ən aydın əlamətlərindən biridir.</w:t>
       </w:r>
     </w:p>
     <w:p>
       <w:pPr>
-        <w:keepNext/>
-        <w:spacing w:before="240" w:after="120"/>
+        <w:pStyle w:val="Heading1"/>
+        <w:widowControl/>
       </w:pPr>
       <w:r>
-        <w:rPr>
-          <w:rFonts w:ascii="Calibri" w:hAnsi="Calibri" w:eastAsia="Calibri"/>
-          <w:b/>
-          <w:i w:val="0"/>
-          <w:color w:val="004E8C"/>
-          <w:sz w:val="28"/>
-        </w:rPr>
         <w:t>Mənbələr və istinadlar</w:t>
       </w:r>
     </w:p>
     <w:p>
       <w:pPr>
-        <w:keepNext/>
-        <w:spacing w:before="240" w:after="120"/>
+        <w:pStyle w:val="Heading2"/>
+        <w:widowControl/>
       </w:pPr>
       <w:r>
         <w:rPr>
-          <w:rFonts w:ascii="Calibri" w:hAnsi="Calibri" w:eastAsia="Calibri"/>
-          <w:b/>
-          <w:i w:val="0"/>
-          <w:color w:val="004E8C"/>
-          <w:sz w:val="24"/>
+          <w:sz w:val="20"/>
         </w:rPr>
-        <w:t>C. Təşkilatların materialları və ensiklopedik mənbələr</w:t>
+        <w:t>C Qurumların materialları və ensiklopedik mənbələr</w:t>
       </w:r>
     </w:p>
     <w:p>
       <w:pPr>
-        <w:spacing w:after="80"/>
-        <w:ind w:left="360"/>
+        <w:widowControl/>
       </w:pPr>
       <w:r>
         <w:rPr>
-          <w:rFonts w:ascii="Calibri" w:hAnsi="Calibri" w:eastAsia="Calibri"/>
-          <w:b w:val="0"/>
-          <w:i w:val="0"/>
-          <w:sz w:val="22"/>
+          <w:sz w:val="20"/>
         </w:rPr>
-        <w:t>1. Encyclopaedia Britannica. “Electric power” (“Elektrik enerjisi”).</w:t>
-      </w:r>
-      <w:r>
-        <w:rPr>
-          <w:rFonts w:ascii="Calibri" w:hAnsi="Calibri" w:eastAsia="Calibri"/>
-          <w:b w:val="0"/>
-          <w:i w:val="0"/>
-          <w:sz w:val="22"/>
-        </w:rPr>
-        <w:t xml:space="preserve"> </w:t>
+        <w:t xml:space="preserve">1. Encyclopaedia Britannica. 'Electric power.' </w:t>
       </w:r>
       <w:hyperlink r:id="rId9">
         <w:r>
           <w:rPr>
-            <w:rFonts w:ascii="Calibri" w:hAnsi="Calibri" w:eastAsia="Calibri"/>
-            <w:b w:val="0"/>
-            <w:i w:val="0"/>
-            <w:sz w:val="22"/>
-            <w:color w:val="0563C1"/>
-            <w:u w:val="single"/>
+            <w:sz w:val="20"/>
           </w:rPr>
           <w:t>https://www.britannica.com/science/electric-power</w:t>
         </w:r>
       </w:hyperlink>
+      <w:r>
+        <w:rPr>
+          <w:sz w:val="20"/>
+        </w:rPr>
+      </w:r>
     </w:p>
     <w:p>
       <w:pPr>
-        <w:spacing w:after="80"/>
-        <w:ind w:left="360"/>
+        <w:widowControl/>
       </w:pPr>
       <w:r>
         <w:rPr>
-          <w:rFonts w:ascii="Calibri" w:hAnsi="Calibri" w:eastAsia="Calibri"/>
-          <w:b w:val="0"/>
-          <w:i w:val="0"/>
-          <w:sz w:val="22"/>
+          <w:sz w:val="20"/>
         </w:rPr>
-        <w:t>2. U.S. Energy Information Administration. Elektrik enerjisi haqqında izahlar.</w:t>
-      </w:r>
-      <w:r>
-        <w:rPr>
-          <w:rFonts w:ascii="Calibri" w:hAnsi="Calibri" w:eastAsia="Calibri"/>
-          <w:b w:val="0"/>
-          <w:i w:val="0"/>
-          <w:sz w:val="22"/>
-        </w:rPr>
-        <w:t xml:space="preserve"> </w:t>
+        <w:t xml:space="preserve">2. U.S. Energy Information Administration. Electricity explained. </w:t>
       </w:r>
       <w:hyperlink r:id="rId10">
         <w:r>
           <w:rPr>
-            <w:rFonts w:ascii="Calibri" w:hAnsi="Calibri" w:eastAsia="Calibri"/>
-            <w:b w:val="0"/>
-            <w:i w:val="0"/>
-            <w:sz w:val="22"/>
-            <w:color w:val="0563C1"/>
-            <w:u w:val="single"/>
+            <w:sz w:val="20"/>
           </w:rPr>
           <w:t>https://www.eia.gov/energyexplained/electricity/</w:t>
         </w:r>
       </w:hyperlink>
-    </w:p>
-    <w:p>
-      <w:pPr>
-        <w:keepNext/>
-        <w:spacing w:before="240" w:after="120"/>
-      </w:pPr>
       <w:r>
         <w:rPr>
-          <w:rFonts w:ascii="Calibri" w:hAnsi="Calibri" w:eastAsia="Calibri"/>
-          <w:b/>
-          <w:i w:val="0"/>
-          <w:color w:val="004E8C"/>
-          <w:sz w:val="24"/>
+          <w:sz w:val="20"/>
         </w:rPr>
-        <w:t>D. Muzey, arxiv və kitabxana materialları</w:t>
       </w:r>
     </w:p>
     <w:p>
       <w:pPr>
-        <w:spacing w:after="80"/>
-        <w:ind w:left="360"/>
+        <w:pStyle w:val="Heading2"/>
+        <w:widowControl/>
       </w:pPr>
       <w:r>
         <w:rPr>
-          <w:rFonts w:ascii="Calibri" w:hAnsi="Calibri" w:eastAsia="Calibri"/>
-          <w:b w:val="0"/>
-          <w:i w:val="0"/>
-          <w:sz w:val="22"/>
+          <w:sz w:val="20"/>
         </w:rPr>
-        <w:t>1. Science Museum (London). Erkən dinamolar və elektrik stansiyası avadanlığı.</w:t>
+        <w:t>D Muzey arxiv və kitabxana materialları</w:t>
       </w:r>
+    </w:p>
+    <w:p>
+      <w:pPr>
+        <w:widowControl/>
+      </w:pPr>
       <w:r>
         <w:rPr>
-          <w:rFonts w:ascii="Calibri" w:hAnsi="Calibri" w:eastAsia="Calibri"/>
-          <w:b w:val="0"/>
-          <w:i w:val="0"/>
-          <w:sz w:val="22"/>
+          <w:sz w:val="20"/>
         </w:rPr>
-        <w:t xml:space="preserve"> </w:t>
+        <w:t xml:space="preserve">1. Science Museum (London). Early dynamos and power-station equipment. </w:t>
       </w:r>
       <w:hyperlink r:id="rId11">
         <w:r>
           <w:rPr>
-            <w:rFonts w:ascii="Calibri" w:hAnsi="Calibri" w:eastAsia="Calibri"/>
-            <w:b w:val="0"/>
-            <w:i w:val="0"/>
-            <w:sz w:val="22"/>
-            <w:color w:val="0563C1"/>
-            <w:u w:val="single"/>
+            <w:sz w:val="20"/>
           </w:rPr>
           <w:t>https://www.sciencemuseum.org.uk/objects-and-stories</w:t>
         </w:r>
       </w:hyperlink>
+      <w:r>
+        <w:rPr>
+          <w:sz w:val="20"/>
+        </w:rPr>
+      </w:r>
     </w:p>
     <w:p>
       <w:pPr>
-        <w:spacing w:after="80"/>
-        <w:ind w:left="360"/>
+        <w:widowControl/>
       </w:pPr>
       <w:r>
         <w:rPr>
-          <w:rFonts w:ascii="Calibri" w:hAnsi="Calibri" w:eastAsia="Calibri"/>
-          <w:b w:val="0"/>
-          <w:i w:val="0"/>
-          <w:sz w:val="22"/>
+          <w:sz w:val="20"/>
         </w:rPr>
-        <w:t>2. IEEE Engineering and Technology History Wiki. Energetika mühəndisliyinin tarixinə dair məqalələr.</w:t>
-      </w:r>
-      <w:r>
-        <w:rPr>
-          <w:rFonts w:ascii="Calibri" w:hAnsi="Calibri" w:eastAsia="Calibri"/>
-          <w:b w:val="0"/>
-          <w:i w:val="0"/>
-          <w:sz w:val="22"/>
-        </w:rPr>
-        <w:t xml:space="preserve"> </w:t>
+        <w:t xml:space="preserve">2. IEEE Engineering and Technology History Wiki. Power engineering historical articles. </w:t>
       </w:r>
       <w:hyperlink r:id="rId12">
         <w:r>
           <w:rPr>
-            <w:rFonts w:ascii="Calibri" w:hAnsi="Calibri" w:eastAsia="Calibri"/>
-            <w:b w:val="0"/>
-            <w:i w:val="0"/>
-            <w:sz w:val="22"/>
-            <w:color w:val="0563C1"/>
-            <w:u w:val="single"/>
+            <w:sz w:val="20"/>
           </w:rPr>
           <w:t>https://ethw.org/Archives:IEEE_Power_Engineering_Review_Historical_Articles</w:t>
         </w:r>
       </w:hyperlink>
-    </w:p>
-    <w:p>
-      <w:pPr>
-        <w:keepNext/>
-        <w:spacing w:before="240" w:after="120"/>
-      </w:pPr>
       <w:r>
         <w:rPr>
-          <w:rFonts w:ascii="Calibri" w:hAnsi="Calibri" w:eastAsia="Calibri"/>
-          <w:b/>
-          <w:i w:val="0"/>
-          <w:color w:val="004E8C"/>
-          <w:sz w:val="24"/>
+          <w:sz w:val="20"/>
         </w:rPr>
-        <w:t>F. Onlayn mühazirələr və maarifləndirici silsilələr</w:t>
       </w:r>
     </w:p>
     <w:p>
       <w:pPr>
-        <w:spacing w:after="80"/>
-        <w:ind w:left="360"/>
+        <w:pStyle w:val="Heading2"/>
+        <w:widowControl/>
       </w:pPr>
       <w:r>
         <w:rPr>
-          <w:rFonts w:ascii="Calibri" w:hAnsi="Calibri" w:eastAsia="Calibri"/>
-          <w:b w:val="0"/>
-          <w:i w:val="0"/>
-          <w:sz w:val="22"/>
+          <w:sz w:val="20"/>
         </w:rPr>
-        <w:t>1. PBS. Tesla: Master of Lightning (“Tesla: İldırımın ustası”).</w:t>
+        <w:t>F Onlayn mühazirələr və tədris silsilələri</w:t>
       </w:r>
+    </w:p>
+    <w:p>
+      <w:pPr>
+        <w:widowControl/>
+      </w:pPr>
       <w:r>
         <w:rPr>
-          <w:rFonts w:ascii="Calibri" w:hAnsi="Calibri" w:eastAsia="Calibri"/>
-          <w:b w:val="0"/>
-          <w:i w:val="0"/>
-          <w:sz w:val="22"/>
+          <w:sz w:val="20"/>
         </w:rPr>
-        <w:t xml:space="preserve"> </w:t>
+        <w:t xml:space="preserve">1. PBS. Tesla: Master of Lightning. </w:t>
       </w:r>
       <w:hyperlink r:id="rId13">
         <w:r>
           <w:rPr>
-            <w:rFonts w:ascii="Calibri" w:hAnsi="Calibri" w:eastAsia="Calibri"/>
-            <w:b w:val="0"/>
-            <w:i w:val="0"/>
-            <w:sz w:val="22"/>
-            <w:color w:val="0563C1"/>
-            <w:u w:val="single"/>
+            <w:sz w:val="20"/>
           </w:rPr>
           <w:t>https://www.pbs.org/tesla/</w:t>
         </w:r>
       </w:hyperlink>
+      <w:r>
+        <w:rPr>
+          <w:sz w:val="20"/>
+        </w:rPr>
+      </w:r>
     </w:p>
     <w:sectPr>
-      <w:pgSz w:w="12240" w:h="15840"/>
-      <w:pgMar w:top="1296" w:right="1440" w:bottom="1296" w:left="1440" w:header="720" w:footer="720" w:gutter="0"/>
+      <w:footerReference w:type="default" r:id="rId14"/>
+      <w:pgSz w:w="11906" w:h="16838"/>
+      <w:pgMar w:top="1020" w:right="1134" w:bottom="1020" w:left="1134" w:header="720" w:footer="720" w:gutter="0"/>
       <w:cols w:space="720"/>
       <w:docGrid w:linePitch="360"/>
     </w:sectPr>
   </w:body>
 </w:document>
+</file>
+
+<file path=word/footer1.xml><?xml version="1.0" encoding="utf-8"?>
+<w:ftr xmlns:m="http://schemas.openxmlformats.org/officeDocument/2006/math" xmlns:mc="http://schemas.openxmlformats.org/markup-compatibility/2006" xmlns:mo="http://schemas.microsoft.com/office/mac/office/2008/main" xmlns:mv="urn:schemas-microsoft-com:mac:vml" xmlns:o="urn:schemas-microsoft-com:office:office" xmlns:r="http://schemas.openxmlformats.org/officeDocument/2006/relationships" xmlns:v="urn:schemas-microsoft-com:vml" xmlns:w10="urn:schemas-microsoft-com:office:word" xmlns:w14="http://schemas.microsoft.com/office/word/2010/wordml" xmlns:w="http://schemas.openxmlformats.org/wordprocessingml/2006/main" xmlns:wne="http://schemas.microsoft.com/office/word/2006/wordml" xmlns:wp14="http://schemas.microsoft.com/office/word/2010/wordprocessingDrawing" xmlns:wp="http://schemas.openxmlformats.org/drawingml/2006/wordprocessingDrawing" xmlns:wpc="http://schemas.microsoft.com/office/word/2010/wordprocessingCanvas" xmlns:wpg="http://schemas.microsoft.com/office/word/2010/wordprocessingGroup" xmlns:wpi="http://schemas.microsoft.com/office/word/2010/wordprocessingInk" xmlns:wps="http://schemas.microsoft.com/office/word/2010/wordprocessingShape" mc:Ignorable="w14 wp14">
+  <w:p>
+    <w:pPr>
+      <w:pStyle w:val="Footer"/>
+      <w:jc w:val="right"/>
+    </w:pPr>
+    <w:fldSimple w:instr="PAGE"/>
+  </w:p>
+</w:ftr>
 </file>
 
 <file path=word/numbering.xml><?xml version="1.0" encoding="utf-8"?>
@@ -794,7 +595,7 @@
   <w:docDefaults>
     <w:rPrDefault>
       <w:rPr>
-        <w:rFonts w:asciiTheme="minorHAnsi" w:eastAsiaTheme="minorEastAsia" w:hAnsiTheme="minorHAnsi" w:cstheme="minorBidi"/>
+        <w:rFonts/>
         <w:sz w:val="22"/>
         <w:szCs w:val="22"/>
         <w:lang w:val="en-US" w:eastAsia="en-US" w:bidi="ar-SA"/>
@@ -949,6 +750,15 @@
     <w:name w:val="Normal"/>
     <w:qFormat/>
     <w:rsid w:val="00FC693F"/>
+    <w:pPr>
+      <w:spacing w:after="120" w:line="259" w:lineRule="auto"/>
+    </w:pPr>
+    <w:rPr>
+      <w:rFonts w:ascii="Times New Roman" w:hAnsi="Times New Roman"/>
+      <w:color w:val="000000"/>
+      <w:sz w:val="24"/>
+      <w:lang w:val="az-Latn-AZ"/>
+    </w:rPr>
   </w:style>
   <w:style w:type="paragraph" w:styleId="Header">
     <w:name w:val="header"/>
@@ -1005,16 +815,17 @@
     <w:pPr>
       <w:keepNext/>
       <w:keepLines/>
-      <w:spacing w:before="480" w:after="0"/>
+      <w:spacing w:before="480" w:after="120" w:line="259" w:lineRule="auto"/>
       <w:outlineLvl w:val="0"/>
     </w:pPr>
     <w:rPr>
-      <w:rFonts w:asciiTheme="majorHAnsi" w:eastAsiaTheme="majorEastAsia" w:hAnsiTheme="majorHAnsi" w:cstheme="majorBidi"/>
+      <w:rFonts w:ascii="Times New Roman" w:hAnsi="Times New Roman"/>
       <w:b/>
       <w:bCs/>
-      <w:color w:val="365F91" w:themeColor="accent1" w:themeShade="BF"/>
-      <w:sz w:val="28"/>
+      <w:color w:val="000000"/>
+      <w:sz w:val="26"/>
       <w:szCs w:val="28"/>
+      <w:lang w:val="az-Latn-AZ"/>
     </w:rPr>
   </w:style>
   <w:style w:type="paragraph" w:styleId="Heading2">
@@ -1029,16 +840,17 @@
     <w:pPr>
       <w:keepNext/>
       <w:keepLines/>
-      <w:spacing w:before="200" w:after="0"/>
+      <w:spacing w:before="200" w:after="120" w:line="259" w:lineRule="auto"/>
       <w:outlineLvl w:val="1"/>
     </w:pPr>
     <w:rPr>
-      <w:rFonts w:asciiTheme="majorHAnsi" w:eastAsiaTheme="majorEastAsia" w:hAnsiTheme="majorHAnsi" w:cstheme="majorBidi"/>
+      <w:rFonts w:ascii="Times New Roman" w:hAnsi="Times New Roman"/>
       <w:b/>
       <w:bCs/>
-      <w:color w:val="4F81BD" w:themeColor="accent1"/>
+      <w:color w:val="000000"/>
       <w:sz w:val="26"/>
       <w:szCs w:val="26"/>
+      <w:lang w:val="az-Latn-AZ"/>
     </w:rPr>
   </w:style>
   <w:style w:type="paragraph" w:styleId="Heading3">
@@ -1057,7 +869,7 @@
       <w:outlineLvl w:val="2"/>
     </w:pPr>
     <w:rPr>
-      <w:rFonts w:asciiTheme="majorHAnsi" w:eastAsiaTheme="majorEastAsia" w:hAnsiTheme="majorHAnsi" w:cstheme="majorBidi"/>
+      <w:rFonts/>
       <w:b/>
       <w:bCs/>
       <w:color w:val="4F81BD" w:themeColor="accent1"/>
@@ -1080,7 +892,7 @@
       <w:outlineLvl w:val="3"/>
     </w:pPr>
     <w:rPr>
-      <w:rFonts w:asciiTheme="majorHAnsi" w:eastAsiaTheme="majorEastAsia" w:hAnsiTheme="majorHAnsi" w:cstheme="majorBidi"/>
+      <w:rFonts/>
       <w:b/>
       <w:bCs/>
       <w:i/>
@@ -1105,7 +917,7 @@
       <w:outlineLvl w:val="4"/>
     </w:pPr>
     <w:rPr>
-      <w:rFonts w:asciiTheme="majorHAnsi" w:eastAsiaTheme="majorEastAsia" w:hAnsiTheme="majorHAnsi" w:cstheme="majorBidi"/>
+      <w:rFonts/>
       <w:color w:val="243F60" w:themeColor="accent1" w:themeShade="7F"/>
     </w:rPr>
   </w:style>
@@ -1126,7 +938,7 @@
       <w:outlineLvl w:val="5"/>
     </w:pPr>
     <w:rPr>
-      <w:rFonts w:asciiTheme="majorHAnsi" w:eastAsiaTheme="majorEastAsia" w:hAnsiTheme="majorHAnsi" w:cstheme="majorBidi"/>
+      <w:rFonts/>
       <w:i/>
       <w:iCs/>
       <w:color w:val="243F60" w:themeColor="accent1" w:themeShade="7F"/>
@@ -1149,7 +961,7 @@
       <w:outlineLvl w:val="6"/>
     </w:pPr>
     <w:rPr>
-      <w:rFonts w:asciiTheme="majorHAnsi" w:eastAsiaTheme="majorEastAsia" w:hAnsiTheme="majorHAnsi" w:cstheme="majorBidi"/>
+      <w:rFonts/>
       <w:i/>
       <w:iCs/>
       <w:color w:val="404040" w:themeColor="text1" w:themeTint="BF"/>
@@ -1172,7 +984,7 @@
       <w:outlineLvl w:val="7"/>
     </w:pPr>
     <w:rPr>
-      <w:rFonts w:asciiTheme="majorHAnsi" w:eastAsiaTheme="majorEastAsia" w:hAnsiTheme="majorHAnsi" w:cstheme="majorBidi"/>
+      <w:rFonts/>
       <w:color w:val="4F81BD" w:themeColor="accent1"/>
       <w:sz w:val="20"/>
       <w:szCs w:val="20"/>
@@ -1195,7 +1007,7 @@
       <w:outlineLvl w:val="8"/>
     </w:pPr>
     <w:rPr>
-      <w:rFonts w:asciiTheme="majorHAnsi" w:eastAsiaTheme="majorEastAsia" w:hAnsiTheme="majorHAnsi" w:cstheme="majorBidi"/>
+      <w:rFonts/>
       <w:i/>
       <w:iCs/>
       <w:color w:val="404040" w:themeColor="text1" w:themeTint="BF"/>
@@ -1246,7 +1058,7 @@
     <w:uiPriority w:val="9"/>
     <w:rsid w:val="00FC693F"/>
     <w:rPr>
-      <w:rFonts w:asciiTheme="majorHAnsi" w:eastAsiaTheme="majorEastAsia" w:hAnsiTheme="majorHAnsi" w:cstheme="majorBidi"/>
+      <w:rFonts/>
       <w:b/>
       <w:bCs/>
       <w:color w:val="365F91" w:themeColor="accent1" w:themeShade="BF"/>
@@ -1261,7 +1073,7 @@
     <w:uiPriority w:val="9"/>
     <w:rsid w:val="00FC693F"/>
     <w:rPr>
-      <w:rFonts w:asciiTheme="majorHAnsi" w:eastAsiaTheme="majorEastAsia" w:hAnsiTheme="majorHAnsi" w:cstheme="majorBidi"/>
+      <w:rFonts/>
       <w:b/>
       <w:bCs/>
       <w:color w:val="4F81BD" w:themeColor="accent1"/>
@@ -1276,7 +1088,7 @@
     <w:uiPriority w:val="9"/>
     <w:rsid w:val="00FC693F"/>
     <w:rPr>
-      <w:rFonts w:asciiTheme="majorHAnsi" w:eastAsiaTheme="majorEastAsia" w:hAnsiTheme="majorHAnsi" w:cstheme="majorBidi"/>
+      <w:rFonts/>
       <w:b/>
       <w:bCs/>
       <w:color w:val="4F81BD" w:themeColor="accent1"/>
@@ -1291,19 +1103,17 @@
     <w:qFormat/>
     <w:rsid w:val="00FC693F"/>
     <w:pPr>
-      <w:pBdr>
-        <w:bottom w:val="single" w:sz="8" w:space="4" w:color="4F81BD" w:themeColor="accent1"/>
-      </w:pBdr>
-      <w:spacing w:after="300" w:line="240" w:lineRule="auto"/>
+      <w:spacing w:after="120" w:line="259" w:lineRule="auto"/>
       <w:contextualSpacing/>
     </w:pPr>
     <w:rPr>
-      <w:rFonts w:asciiTheme="majorHAnsi" w:eastAsiaTheme="majorEastAsia" w:hAnsiTheme="majorHAnsi" w:cstheme="majorBidi"/>
-      <w:color w:val="17365D" w:themeColor="text2" w:themeShade="BF"/>
+      <w:rFonts w:ascii="Times New Roman" w:hAnsi="Times New Roman"/>
+      <w:color w:val="000000"/>
       <w:spacing w:val="5"/>
       <w:kern w:val="28"/>
-      <w:sz w:val="52"/>
+      <w:sz w:val="40"/>
       <w:szCs w:val="52"/>
+      <w:lang w:val="az-Latn-AZ"/>
     </w:rPr>
   </w:style>
   <w:style w:type="character" w:customStyle="1" w:styleId="TitleChar">
@@ -1313,7 +1123,7 @@
     <w:uiPriority w:val="10"/>
     <w:rsid w:val="00FC693F"/>
     <w:rPr>
-      <w:rFonts w:asciiTheme="majorHAnsi" w:eastAsiaTheme="majorEastAsia" w:hAnsiTheme="majorHAnsi" w:cstheme="majorBidi"/>
+      <w:rFonts/>
       <w:color w:val="17365D" w:themeColor="text2" w:themeShade="BF"/>
       <w:spacing w:val="5"/>
       <w:kern w:val="28"/>
@@ -1335,7 +1145,7 @@
       </w:numPr>
     </w:pPr>
     <w:rPr>
-      <w:rFonts w:asciiTheme="majorHAnsi" w:eastAsiaTheme="majorEastAsia" w:hAnsiTheme="majorHAnsi" w:cstheme="majorBidi"/>
+      <w:rFonts/>
       <w:i/>
       <w:iCs/>
       <w:color w:val="4F81BD" w:themeColor="accent1"/>
@@ -1351,7 +1161,7 @@
     <w:uiPriority w:val="11"/>
     <w:rsid w:val="00FC693F"/>
     <w:rPr>
-      <w:rFonts w:asciiTheme="majorHAnsi" w:eastAsiaTheme="majorEastAsia" w:hAnsiTheme="majorHAnsi" w:cstheme="majorBidi"/>
+      <w:rFonts/>
       <w:i/>
       <w:iCs/>
       <w:color w:val="4F81BD" w:themeColor="accent1"/>
@@ -1476,8 +1286,15 @@
       <w:numPr>
         <w:numId w:val="1"/>
       </w:numPr>
+      <w:spacing w:after="120" w:line="259" w:lineRule="auto"/>
       <w:contextualSpacing/>
     </w:pPr>
+    <w:rPr>
+      <w:rFonts w:ascii="Times New Roman" w:hAnsi="Times New Roman"/>
+      <w:color w:val="000000"/>
+      <w:sz w:val="24"/>
+      <w:lang w:val="az-Latn-AZ"/>
+    </w:rPr>
   </w:style>
   <w:style w:type="paragraph" w:styleId="ListBullet2">
     <w:name w:val="List Bullet 2"/>
@@ -1649,7 +1466,7 @@
     <w:semiHidden/>
     <w:rsid w:val="00FC693F"/>
     <w:rPr>
-      <w:rFonts w:asciiTheme="majorHAnsi" w:eastAsiaTheme="majorEastAsia" w:hAnsiTheme="majorHAnsi" w:cstheme="majorBidi"/>
+      <w:rFonts/>
       <w:b/>
       <w:bCs/>
       <w:i/>
@@ -1665,7 +1482,7 @@
     <w:semiHidden/>
     <w:rsid w:val="00FC693F"/>
     <w:rPr>
-      <w:rFonts w:asciiTheme="majorHAnsi" w:eastAsiaTheme="majorEastAsia" w:hAnsiTheme="majorHAnsi" w:cstheme="majorBidi"/>
+      <w:rFonts/>
       <w:color w:val="243F60" w:themeColor="accent1" w:themeShade="7F"/>
     </w:rPr>
   </w:style>
@@ -1677,7 +1494,7 @@
     <w:semiHidden/>
     <w:rsid w:val="00FC693F"/>
     <w:rPr>
-      <w:rFonts w:asciiTheme="majorHAnsi" w:eastAsiaTheme="majorEastAsia" w:hAnsiTheme="majorHAnsi" w:cstheme="majorBidi"/>
+      <w:rFonts/>
       <w:i/>
       <w:iCs/>
       <w:color w:val="243F60" w:themeColor="accent1" w:themeShade="7F"/>
@@ -1691,7 +1508,7 @@
     <w:semiHidden/>
     <w:rsid w:val="00FC693F"/>
     <w:rPr>
-      <w:rFonts w:asciiTheme="majorHAnsi" w:eastAsiaTheme="majorEastAsia" w:hAnsiTheme="majorHAnsi" w:cstheme="majorBidi"/>
+      <w:rFonts/>
       <w:i/>
       <w:iCs/>
       <w:color w:val="404040" w:themeColor="text1" w:themeTint="BF"/>
@@ -1705,7 +1522,7 @@
     <w:semiHidden/>
     <w:rsid w:val="00FC693F"/>
     <w:rPr>
-      <w:rFonts w:asciiTheme="majorHAnsi" w:eastAsiaTheme="majorEastAsia" w:hAnsiTheme="majorHAnsi" w:cstheme="majorBidi"/>
+      <w:rFonts/>
       <w:color w:val="4F81BD" w:themeColor="accent1"/>
       <w:sz w:val="20"/>
       <w:szCs w:val="20"/>
@@ -1719,7 +1536,7 @@
     <w:semiHidden/>
     <w:rsid w:val="00FC693F"/>
     <w:rPr>
-      <w:rFonts w:asciiTheme="majorHAnsi" w:eastAsiaTheme="majorEastAsia" w:hAnsiTheme="majorHAnsi" w:cstheme="majorBidi"/>
+      <w:rFonts/>
       <w:i/>
       <w:iCs/>
       <w:color w:val="404040" w:themeColor="text1" w:themeTint="BF"/>
@@ -1778,9 +1595,6 @@
     <w:qFormat/>
     <w:rsid w:val="00FC693F"/>
     <w:pPr>
-      <w:pBdr>
-        <w:bottom w:val="single" w:sz="4" w:space="4" w:color="4F81BD" w:themeColor="accent1"/>
-      </w:pBdr>
       <w:spacing w:before="200" w:after="280"/>
       <w:ind w:left="936" w:right="936"/>
     </w:pPr>
@@ -3308,7 +3122,7 @@
         <w:spacing w:before="0" w:after="0" w:line="240" w:lineRule="auto"/>
       </w:pPr>
       <w:rPr>
-        <w:rFonts w:asciiTheme="majorHAnsi" w:eastAsiaTheme="majorEastAsia" w:hAnsiTheme="majorHAnsi" w:cstheme="majorBidi"/>
+        <w:rFonts/>
         <w:b/>
         <w:bCs/>
       </w:rPr>
@@ -3329,7 +3143,7 @@
         <w:spacing w:before="0" w:after="0" w:line="240" w:lineRule="auto"/>
       </w:pPr>
       <w:rPr>
-        <w:rFonts w:asciiTheme="majorHAnsi" w:eastAsiaTheme="majorEastAsia" w:hAnsiTheme="majorHAnsi" w:cstheme="majorBidi"/>
+        <w:rFonts/>
         <w:b/>
         <w:bCs/>
       </w:rPr>
@@ -3347,14 +3161,14 @@
     </w:tblStylePr>
     <w:tblStylePr w:type="firstCol">
       <w:rPr>
-        <w:rFonts w:asciiTheme="majorHAnsi" w:eastAsiaTheme="majorEastAsia" w:hAnsiTheme="majorHAnsi" w:cstheme="majorBidi"/>
+        <w:rFonts/>
         <w:b/>
         <w:bCs/>
       </w:rPr>
     </w:tblStylePr>
     <w:tblStylePr w:type="lastCol">
       <w:rPr>
-        <w:rFonts w:asciiTheme="majorHAnsi" w:eastAsiaTheme="majorEastAsia" w:hAnsiTheme="majorHAnsi" w:cstheme="majorBidi"/>
+        <w:rFonts/>
         <w:b/>
         <w:bCs/>
       </w:rPr>
@@ -3438,7 +3252,7 @@
         <w:spacing w:before="0" w:after="0" w:line="240" w:lineRule="auto"/>
       </w:pPr>
       <w:rPr>
-        <w:rFonts w:asciiTheme="majorHAnsi" w:eastAsiaTheme="majorEastAsia" w:hAnsiTheme="majorHAnsi" w:cstheme="majorBidi"/>
+        <w:rFonts/>
         <w:b/>
         <w:bCs/>
       </w:rPr>
@@ -3459,7 +3273,7 @@
         <w:spacing w:before="0" w:after="0" w:line="240" w:lineRule="auto"/>
       </w:pPr>
       <w:rPr>
-        <w:rFonts w:asciiTheme="majorHAnsi" w:eastAsiaTheme="majorEastAsia" w:hAnsiTheme="majorHAnsi" w:cstheme="majorBidi"/>
+        <w:rFonts/>
         <w:b/>
         <w:bCs/>
       </w:rPr>
@@ -3477,14 +3291,14 @@
     </w:tblStylePr>
     <w:tblStylePr w:type="firstCol">
       <w:rPr>
-        <w:rFonts w:asciiTheme="majorHAnsi" w:eastAsiaTheme="majorEastAsia" w:hAnsiTheme="majorHAnsi" w:cstheme="majorBidi"/>
+        <w:rFonts/>
         <w:b/>
         <w:bCs/>
       </w:rPr>
     </w:tblStylePr>
     <w:tblStylePr w:type="lastCol">
       <w:rPr>
-        <w:rFonts w:asciiTheme="majorHAnsi" w:eastAsiaTheme="majorEastAsia" w:hAnsiTheme="majorHAnsi" w:cstheme="majorBidi"/>
+        <w:rFonts/>
         <w:b/>
         <w:bCs/>
       </w:rPr>
@@ -3568,7 +3382,7 @@
         <w:spacing w:before="0" w:after="0" w:line="240" w:lineRule="auto"/>
       </w:pPr>
       <w:rPr>
-        <w:rFonts w:asciiTheme="majorHAnsi" w:eastAsiaTheme="majorEastAsia" w:hAnsiTheme="majorHAnsi" w:cstheme="majorBidi"/>
+        <w:rFonts/>
         <w:b/>
         <w:bCs/>
       </w:rPr>
@@ -3589,7 +3403,7 @@
         <w:spacing w:before="0" w:after="0" w:line="240" w:lineRule="auto"/>
       </w:pPr>
       <w:rPr>
-        <w:rFonts w:asciiTheme="majorHAnsi" w:eastAsiaTheme="majorEastAsia" w:hAnsiTheme="majorHAnsi" w:cstheme="majorBidi"/>
+        <w:rFonts/>
         <w:b/>
         <w:bCs/>
       </w:rPr>
@@ -3607,14 +3421,14 @@
     </w:tblStylePr>
     <w:tblStylePr w:type="firstCol">
       <w:rPr>
-        <w:rFonts w:asciiTheme="majorHAnsi" w:eastAsiaTheme="majorEastAsia" w:hAnsiTheme="majorHAnsi" w:cstheme="majorBidi"/>
+        <w:rFonts/>
         <w:b/>
         <w:bCs/>
       </w:rPr>
     </w:tblStylePr>
     <w:tblStylePr w:type="lastCol">
       <w:rPr>
-        <w:rFonts w:asciiTheme="majorHAnsi" w:eastAsiaTheme="majorEastAsia" w:hAnsiTheme="majorHAnsi" w:cstheme="majorBidi"/>
+        <w:rFonts/>
         <w:b/>
         <w:bCs/>
       </w:rPr>
@@ -3698,7 +3512,7 @@
         <w:spacing w:before="0" w:after="0" w:line="240" w:lineRule="auto"/>
       </w:pPr>
       <w:rPr>
-        <w:rFonts w:asciiTheme="majorHAnsi" w:eastAsiaTheme="majorEastAsia" w:hAnsiTheme="majorHAnsi" w:cstheme="majorBidi"/>
+        <w:rFonts/>
         <w:b/>
         <w:bCs/>
       </w:rPr>
@@ -3719,7 +3533,7 @@
         <w:spacing w:before="0" w:after="0" w:line="240" w:lineRule="auto"/>
       </w:pPr>
       <w:rPr>
-        <w:rFonts w:asciiTheme="majorHAnsi" w:eastAsiaTheme="majorEastAsia" w:hAnsiTheme="majorHAnsi" w:cstheme="majorBidi"/>
+        <w:rFonts/>
         <w:b/>
         <w:bCs/>
       </w:rPr>
@@ -3737,14 +3551,14 @@
     </w:tblStylePr>
     <w:tblStylePr w:type="firstCol">
       <w:rPr>
-        <w:rFonts w:asciiTheme="majorHAnsi" w:eastAsiaTheme="majorEastAsia" w:hAnsiTheme="majorHAnsi" w:cstheme="majorBidi"/>
+        <w:rFonts/>
         <w:b/>
         <w:bCs/>
       </w:rPr>
     </w:tblStylePr>
     <w:tblStylePr w:type="lastCol">
       <w:rPr>
-        <w:rFonts w:asciiTheme="majorHAnsi" w:eastAsiaTheme="majorEastAsia" w:hAnsiTheme="majorHAnsi" w:cstheme="majorBidi"/>
+        <w:rFonts/>
         <w:b/>
         <w:bCs/>
       </w:rPr>
@@ -3828,7 +3642,7 @@
         <w:spacing w:before="0" w:after="0" w:line="240" w:lineRule="auto"/>
       </w:pPr>
       <w:rPr>
-        <w:rFonts w:asciiTheme="majorHAnsi" w:eastAsiaTheme="majorEastAsia" w:hAnsiTheme="majorHAnsi" w:cstheme="majorBidi"/>
+        <w:rFonts/>
         <w:b/>
         <w:bCs/>
       </w:rPr>
@@ -3849,7 +3663,7 @@
         <w:spacing w:before="0" w:after="0" w:line="240" w:lineRule="auto"/>
       </w:pPr>
       <w:rPr>
-        <w:rFonts w:asciiTheme="majorHAnsi" w:eastAsiaTheme="majorEastAsia" w:hAnsiTheme="majorHAnsi" w:cstheme="majorBidi"/>
+        <w:rFonts/>
         <w:b/>
         <w:bCs/>
       </w:rPr>
@@ -3867,14 +3681,14 @@
     </w:tblStylePr>
     <w:tblStylePr w:type="firstCol">
       <w:rPr>
-        <w:rFonts w:asciiTheme="majorHAnsi" w:eastAsiaTheme="majorEastAsia" w:hAnsiTheme="majorHAnsi" w:cstheme="majorBidi"/>
+        <w:rFonts/>
         <w:b/>
         <w:bCs/>
       </w:rPr>
     </w:tblStylePr>
     <w:tblStylePr w:type="lastCol">
       <w:rPr>
-        <w:rFonts w:asciiTheme="majorHAnsi" w:eastAsiaTheme="majorEastAsia" w:hAnsiTheme="majorHAnsi" w:cstheme="majorBidi"/>
+        <w:rFonts/>
         <w:b/>
         <w:bCs/>
       </w:rPr>
@@ -3958,7 +3772,7 @@
         <w:spacing w:before="0" w:after="0" w:line="240" w:lineRule="auto"/>
       </w:pPr>
       <w:rPr>
-        <w:rFonts w:asciiTheme="majorHAnsi" w:eastAsiaTheme="majorEastAsia" w:hAnsiTheme="majorHAnsi" w:cstheme="majorBidi"/>
+        <w:rFonts/>
         <w:b/>
         <w:bCs/>
       </w:rPr>
@@ -3979,7 +3793,7 @@
         <w:spacing w:before="0" w:after="0" w:line="240" w:lineRule="auto"/>
       </w:pPr>
       <w:rPr>
-        <w:rFonts w:asciiTheme="majorHAnsi" w:eastAsiaTheme="majorEastAsia" w:hAnsiTheme="majorHAnsi" w:cstheme="majorBidi"/>
+        <w:rFonts/>
         <w:b/>
         <w:bCs/>
       </w:rPr>
@@ -3997,14 +3811,14 @@
     </w:tblStylePr>
     <w:tblStylePr w:type="firstCol">
       <w:rPr>
-        <w:rFonts w:asciiTheme="majorHAnsi" w:eastAsiaTheme="majorEastAsia" w:hAnsiTheme="majorHAnsi" w:cstheme="majorBidi"/>
+        <w:rFonts/>
         <w:b/>
         <w:bCs/>
       </w:rPr>
     </w:tblStylePr>
     <w:tblStylePr w:type="lastCol">
       <w:rPr>
-        <w:rFonts w:asciiTheme="majorHAnsi" w:eastAsiaTheme="majorEastAsia" w:hAnsiTheme="majorHAnsi" w:cstheme="majorBidi"/>
+        <w:rFonts/>
         <w:b/>
         <w:bCs/>
       </w:rPr>
@@ -4088,7 +3902,7 @@
         <w:spacing w:before="0" w:after="0" w:line="240" w:lineRule="auto"/>
       </w:pPr>
       <w:rPr>
-        <w:rFonts w:asciiTheme="majorHAnsi" w:eastAsiaTheme="majorEastAsia" w:hAnsiTheme="majorHAnsi" w:cstheme="majorBidi"/>
+        <w:rFonts/>
         <w:b/>
         <w:bCs/>
       </w:rPr>
@@ -4109,7 +3923,7 @@
         <w:spacing w:before="0" w:after="0" w:line="240" w:lineRule="auto"/>
       </w:pPr>
       <w:rPr>
-        <w:rFonts w:asciiTheme="majorHAnsi" w:eastAsiaTheme="majorEastAsia" w:hAnsiTheme="majorHAnsi" w:cstheme="majorBidi"/>
+        <w:rFonts/>
         <w:b/>
         <w:bCs/>
       </w:rPr>
@@ -4127,14 +3941,14 @@
     </w:tblStylePr>
     <w:tblStylePr w:type="firstCol">
       <w:rPr>
-        <w:rFonts w:asciiTheme="majorHAnsi" w:eastAsiaTheme="majorEastAsia" w:hAnsiTheme="majorHAnsi" w:cstheme="majorBidi"/>
+        <w:rFonts/>
         <w:b/>
         <w:bCs/>
       </w:rPr>
     </w:tblStylePr>
     <w:tblStylePr w:type="lastCol">
       <w:rPr>
-        <w:rFonts w:asciiTheme="majorHAnsi" w:eastAsiaTheme="majorEastAsia" w:hAnsiTheme="majorHAnsi" w:cstheme="majorBidi"/>
+        <w:rFonts/>
         <w:b/>
         <w:bCs/>
       </w:rPr>
@@ -5999,7 +5813,7 @@
     </w:tblPr>
     <w:tblStylePr w:type="firstRow">
       <w:rPr>
-        <w:rFonts w:asciiTheme="majorHAnsi" w:eastAsiaTheme="majorEastAsia" w:hAnsiTheme="majorHAnsi" w:cstheme="majorBidi"/>
+        <w:rFonts/>
       </w:rPr>
       <w:tblPr/>
       <w:tcPr>
@@ -6083,7 +5897,7 @@
     </w:tblPr>
     <w:tblStylePr w:type="firstRow">
       <w:rPr>
-        <w:rFonts w:asciiTheme="majorHAnsi" w:eastAsiaTheme="majorEastAsia" w:hAnsiTheme="majorHAnsi" w:cstheme="majorBidi"/>
+        <w:rFonts/>
       </w:rPr>
       <w:tblPr/>
       <w:tcPr>
@@ -6167,7 +5981,7 @@
     </w:tblPr>
     <w:tblStylePr w:type="firstRow">
       <w:rPr>
-        <w:rFonts w:asciiTheme="majorHAnsi" w:eastAsiaTheme="majorEastAsia" w:hAnsiTheme="majorHAnsi" w:cstheme="majorBidi"/>
+        <w:rFonts/>
       </w:rPr>
       <w:tblPr/>
       <w:tcPr>
@@ -6251,7 +6065,7 @@
     </w:tblPr>
     <w:tblStylePr w:type="firstRow">
       <w:rPr>
-        <w:rFonts w:asciiTheme="majorHAnsi" w:eastAsiaTheme="majorEastAsia" w:hAnsiTheme="majorHAnsi" w:cstheme="majorBidi"/>
+        <w:rFonts/>
       </w:rPr>
       <w:tblPr/>
       <w:tcPr>
@@ -6335,7 +6149,7 @@
     </w:tblPr>
     <w:tblStylePr w:type="firstRow">
       <w:rPr>
-        <w:rFonts w:asciiTheme="majorHAnsi" w:eastAsiaTheme="majorEastAsia" w:hAnsiTheme="majorHAnsi" w:cstheme="majorBidi"/>
+        <w:rFonts/>
       </w:rPr>
       <w:tblPr/>
       <w:tcPr>
@@ -6419,7 +6233,7 @@
     </w:tblPr>
     <w:tblStylePr w:type="firstRow">
       <w:rPr>
-        <w:rFonts w:asciiTheme="majorHAnsi" w:eastAsiaTheme="majorEastAsia" w:hAnsiTheme="majorHAnsi" w:cstheme="majorBidi"/>
+        <w:rFonts/>
       </w:rPr>
       <w:tblPr/>
       <w:tcPr>
@@ -6503,7 +6317,7 @@
     </w:tblPr>
     <w:tblStylePr w:type="firstRow">
       <w:rPr>
-        <w:rFonts w:asciiTheme="majorHAnsi" w:eastAsiaTheme="majorEastAsia" w:hAnsiTheme="majorHAnsi" w:cstheme="majorBidi"/>
+        <w:rFonts/>
       </w:rPr>
       <w:tblPr/>
       <w:tcPr>
@@ -6568,7 +6382,7 @@
       <w:spacing w:after="0" w:line="240" w:lineRule="auto"/>
     </w:pPr>
     <w:rPr>
-      <w:rFonts w:asciiTheme="majorHAnsi" w:eastAsiaTheme="majorEastAsia" w:hAnsiTheme="majorHAnsi" w:cstheme="majorBidi"/>
+      <w:rFonts/>
       <w:color w:val="000000" w:themeColor="text1"/>
     </w:rPr>
     <w:tblPr>
@@ -6696,7 +6510,7 @@
       <w:spacing w:after="0" w:line="240" w:lineRule="auto"/>
     </w:pPr>
     <w:rPr>
-      <w:rFonts w:asciiTheme="majorHAnsi" w:eastAsiaTheme="majorEastAsia" w:hAnsiTheme="majorHAnsi" w:cstheme="majorBidi"/>
+      <w:rFonts/>
       <w:color w:val="000000" w:themeColor="text1"/>
     </w:rPr>
     <w:tblPr>
@@ -6824,7 +6638,7 @@
       <w:spacing w:after="0" w:line="240" w:lineRule="auto"/>
     </w:pPr>
     <w:rPr>
-      <w:rFonts w:asciiTheme="majorHAnsi" w:eastAsiaTheme="majorEastAsia" w:hAnsiTheme="majorHAnsi" w:cstheme="majorBidi"/>
+      <w:rFonts/>
       <w:color w:val="000000" w:themeColor="text1"/>
     </w:rPr>
     <w:tblPr>
@@ -6952,7 +6766,7 @@
       <w:spacing w:after="0" w:line="240" w:lineRule="auto"/>
     </w:pPr>
     <w:rPr>
-      <w:rFonts w:asciiTheme="majorHAnsi" w:eastAsiaTheme="majorEastAsia" w:hAnsiTheme="majorHAnsi" w:cstheme="majorBidi"/>
+      <w:rFonts/>
       <w:color w:val="000000" w:themeColor="text1"/>
     </w:rPr>
     <w:tblPr>
@@ -7080,7 +6894,7 @@
       <w:spacing w:after="0" w:line="240" w:lineRule="auto"/>
     </w:pPr>
     <w:rPr>
-      <w:rFonts w:asciiTheme="majorHAnsi" w:eastAsiaTheme="majorEastAsia" w:hAnsiTheme="majorHAnsi" w:cstheme="majorBidi"/>
+      <w:rFonts/>
       <w:color w:val="000000" w:themeColor="text1"/>
     </w:rPr>
     <w:tblPr>
@@ -7208,7 +7022,7 @@
       <w:spacing w:after="0" w:line="240" w:lineRule="auto"/>
     </w:pPr>
     <w:rPr>
-      <w:rFonts w:asciiTheme="majorHAnsi" w:eastAsiaTheme="majorEastAsia" w:hAnsiTheme="majorHAnsi" w:cstheme="majorBidi"/>
+      <w:rFonts/>
       <w:color w:val="000000" w:themeColor="text1"/>
     </w:rPr>
     <w:tblPr>
@@ -7336,7 +7150,7 @@
       <w:spacing w:after="0" w:line="240" w:lineRule="auto"/>
     </w:pPr>
     <w:rPr>
-      <w:rFonts w:asciiTheme="majorHAnsi" w:eastAsiaTheme="majorEastAsia" w:hAnsiTheme="majorHAnsi" w:cstheme="majorBidi"/>
+      <w:rFonts/>
       <w:color w:val="000000" w:themeColor="text1"/>
     </w:rPr>
     <w:tblPr>
@@ -7975,7 +7789,7 @@
       <w:spacing w:after="0" w:line="240" w:lineRule="auto"/>
     </w:pPr>
     <w:rPr>
-      <w:rFonts w:asciiTheme="majorHAnsi" w:eastAsiaTheme="majorEastAsia" w:hAnsiTheme="majorHAnsi" w:cstheme="majorBidi"/>
+      <w:rFonts/>
       <w:color w:val="000000" w:themeColor="text1"/>
     </w:rPr>
     <w:tblPr>
@@ -8100,7 +7914,7 @@
       <w:spacing w:after="0" w:line="240" w:lineRule="auto"/>
     </w:pPr>
     <w:rPr>
-      <w:rFonts w:asciiTheme="majorHAnsi" w:eastAsiaTheme="majorEastAsia" w:hAnsiTheme="majorHAnsi" w:cstheme="majorBidi"/>
+      <w:rFonts/>
       <w:color w:val="000000" w:themeColor="text1"/>
     </w:rPr>
     <w:tblPr>
@@ -8225,7 +8039,7 @@
       <w:spacing w:after="0" w:line="240" w:lineRule="auto"/>
     </w:pPr>
     <w:rPr>
-      <w:rFonts w:asciiTheme="majorHAnsi" w:eastAsiaTheme="majorEastAsia" w:hAnsiTheme="majorHAnsi" w:cstheme="majorBidi"/>
+      <w:rFonts/>
       <w:color w:val="000000" w:themeColor="text1"/>
     </w:rPr>
     <w:tblPr>
@@ -8350,7 +8164,7 @@
       <w:spacing w:after="0" w:line="240" w:lineRule="auto"/>
     </w:pPr>
     <w:rPr>
-      <w:rFonts w:asciiTheme="majorHAnsi" w:eastAsiaTheme="majorEastAsia" w:hAnsiTheme="majorHAnsi" w:cstheme="majorBidi"/>
+      <w:rFonts/>
       <w:color w:val="000000" w:themeColor="text1"/>
     </w:rPr>
     <w:tblPr>
@@ -8475,7 +8289,7 @@
       <w:spacing w:after="0" w:line="240" w:lineRule="auto"/>
     </w:pPr>
     <w:rPr>
-      <w:rFonts w:asciiTheme="majorHAnsi" w:eastAsiaTheme="majorEastAsia" w:hAnsiTheme="majorHAnsi" w:cstheme="majorBidi"/>
+      <w:rFonts/>
       <w:color w:val="000000" w:themeColor="text1"/>
     </w:rPr>
     <w:tblPr>
@@ -8600,7 +8414,7 @@
       <w:spacing w:after="0" w:line="240" w:lineRule="auto"/>
     </w:pPr>
     <w:rPr>
-      <w:rFonts w:asciiTheme="majorHAnsi" w:eastAsiaTheme="majorEastAsia" w:hAnsiTheme="majorHAnsi" w:cstheme="majorBidi"/>
+      <w:rFonts/>
       <w:color w:val="000000" w:themeColor="text1"/>
     </w:rPr>
     <w:tblPr>
@@ -8725,7 +8539,7 @@
       <w:spacing w:after="0" w:line="240" w:lineRule="auto"/>
     </w:pPr>
     <w:rPr>
-      <w:rFonts w:asciiTheme="majorHAnsi" w:eastAsiaTheme="majorEastAsia" w:hAnsiTheme="majorHAnsi" w:cstheme="majorBidi"/>
+      <w:rFonts/>
       <w:color w:val="000000" w:themeColor="text1"/>
     </w:rPr>
     <w:tblPr>

--- a/az/discovery-articles/3.2 Elektrik enerjisinin istehsalı və paylanması.docx
+++ b/az/discovery-articles/3.2 Elektrik enerjisinin istehsalı və paylanması.docx
@@ -32,7 +32,7 @@
         <w:rPr>
           <w:sz w:val="20"/>
         </w:rPr>
-        <w:t>Dövr: 1831 (Faradeyin elektromaqnit induksiyası); 1880-ci illər (Edison və Teslanın rəqabət aparan sistemləri) | Əsas şəxslər: Maykl Faradey; Tomas Edison; Nikola Tesla; Corc Vestinqhauz</w:t>
+        <w:t>Dövr: 1831-ci il — Faradeyin elektromaqnit induksiyasını kəşf etməsi; 1880-ci illər — sabit və dəyişən cərəyan sistemləri arasında rəqabət | Əsas şəxslər: Maykl Faradey, Tomas Edison, Nikola Tesla və Corc Vestinqhauz</w:t>
       </w:r>
     </w:p>
     <w:p>
@@ -40,7 +40,7 @@
         <w:widowControl/>
       </w:pPr>
       <w:r>
-        <w:t>Elektrik enerjisi dinamo və ya başqa mənbələrdə istehsal olunur, sonra naqillərlə çoxsaylı istifadəçilərə çatdırılır. XIX əsrin sonlarında yaranan sistemlər elektriki laboratoriya marağından gündəlik xidmətə çevirdi.</w:t>
+        <w:t>Elektrik enerjisi generatorlarda və başqa qurğularda əldə olunur, sonra naqillərlə evlərə, müəssisələrə və digər istifadəçilərə çatdırılır. XIX əsrin sonlarında qurulan elektrik təchizatı sistemləri sayəsində elektrik laboratoriyalarda öyrənilən hadisə olmaqdan çıxıb gündəlik həyatda istifadə edilən enerji mənbəyinə çevrildi.</w:t>
       </w:r>
     </w:p>
     <w:p>
@@ -58,7 +58,7 @@
         <w:widowControl/>
       </w:pPr>
       <w:r>
-        <w:t>Maykl Faradey hərəkət və maqnit sahəsi vasitəsilə cərəyan yaratmağın mümkün olduğunu göstərdi.</w:t>
+        <w:t>Maykl Faradey maqnit sahəsinin dəyişməsi ilə elektrik cərəyanı yaratmağın mümkün olduğunu göstərdi.</w:t>
       </w:r>
     </w:p>
     <w:p>
@@ -67,7 +67,7 @@
         <w:widowControl/>
       </w:pPr>
       <w:r>
-        <w:t>Edisonun Nyu-Yorkdakı Perl-strit elektrik stansiyası 1882-ci ildə açıldı.</w:t>
+        <w:t>Edisonun Nyu-Yorkdakı Perl-strit elektrik stansiyası 1882-ci ildə fəaliyyətə başladı.</w:t>
       </w:r>
     </w:p>
     <w:p>
@@ -76,7 +76,7 @@
         <w:widowControl/>
       </w:pPr>
       <w:r>
-        <w:t>Tesla və Vestinqhauz uzaq məsafələrə ötürmə üçün dəyişən cərəyanı müdafiə edirdilər.</w:t>
+        <w:t>Tesla və Vestinqhauz elektrik enerjisini uzaq məsafələrə ötürmək üçün dəyişən cərəyan sistemlərinin inkişafını dəstəkləyirdilər.</w:t>
       </w:r>
     </w:p>
     <w:p>
@@ -85,7 +85,7 @@
         <w:widowControl/>
       </w:pPr>
       <w:r>
-        <w:t>Transformatorlar ötürmə zamanı gərginliyi artırır, evlərə çatdırılarkən isə azaldır.</w:t>
+        <w:t>Transformatorlar elektrik enerjisinin ötürülməsi üçün gərginliyi yüksəldir, istifadəçilərə verilməzdən əvvəl isə uyğun səviyyəyə endirir.</w:t>
       </w:r>
     </w:p>
     <w:p>
@@ -94,7 +94,7 @@
         <w:widowControl/>
       </w:pPr>
       <w:r>
-        <w:t>Elektrik şəbəkəsi bu gün yollar və su xətləri qədər əsas infrastrukturdur.</w:t>
+        <w:t>Elektrik şəbəkələri yollar və su kəmərləri kimi gündəlik həyat üçün vacib sistemlərdəndir.</w:t>
       </w:r>
     </w:p>
     <w:p>
@@ -103,15 +103,7 @@
         <w:widowControl/>
       </w:pPr>
       <w:r>
-        <w:t>Bu nədir</w:t>
-      </w:r>
-    </w:p>
-    <w:p>
-      <w:pPr>
-        <w:widowControl/>
-      </w:pPr>
-      <w:r>
-        <w:t>Elektrik enerjisi adətən maqnit sahəsində sarğını fırladan generatorla, yaxud günəş elementləri kimi başqa vasitələrlə alınır. Paylama sistemi cərəyanı lampalara, mühərriklərə və cihazlara çatdıran naqillərdən, transformatorlardan və açarlardan ibarətdir. Şəbəkə istehsalla tələbat arasında təxmini tarazlıq saxlayır. Elektrik stansiyasını enerjisi evlərdəki rozetkalara çatan ortaq ocağa bənzətmək olar.</w:t>
+        <w:t>Bu nədir?</w:t>
       </w:r>
     </w:p>
     <w:p>
@@ -120,15 +112,7 @@
         <w:widowControl/>
       </w:pPr>
       <w:r>
-        <w:t>Kim kəşf edib və ya yaradıb</w:t>
-      </w:r>
-    </w:p>
-    <w:p>
-      <w:pPr>
-        <w:widowControl/>
-      </w:pPr>
-      <w:r>
-        <w:t>Maykl Faradeyin 1831-ci il təcrübələri elektromaqnit induksiyasını göstərdi: maqnit naqilin yaxınlığında hərəkət etdirildikdə cərəyan yarana bilər. Bundan sonra ixtiraçılar generatorlar hazırladılar. Tomas Edison 1882-ci ildə Nyu-Yorkun Perl-strit küçəsində kiçik bir ərazini sabit cərəyanla təmin edən kommersiya stansiyası açdı. Nikola Tesla və Corc Vestinqhauz isə dəyişən cərəyanı dəstəkləyirdilər. Transformatorlarla onun gərginliyini artırıb azaltmaq mümkün olduğundan uzun xətlər praktik həllə çevrildi. İlk şəbəkələri tək bir qəhrəman deyil, çoxsaylı mühəndislər yaratdı.</w:t>
+        <w:t>Elektrik təchizatı enerjinin istehsalını, ötürülməsini və istifadəçilər arasında paylanmasını əhatə edir. Elektrik enerjisi çox vaxt generatorlarda alınır. Bu qurğularda maqnitlə naqil sarğısının bir-birinə nəzərən hərəkəti nəticəsində elektrik enerjisi yaranır. Günəş elementləri isə işığı birbaşa elektrik enerjisinə çevirir.</w:t>
       </w:r>
     </w:p>
     <w:p>
@@ -137,15 +121,115 @@
         <w:widowControl/>
       </w:pPr>
       <w:r>
-        <w:t>Nə vaxt və necə yaranıb</w:t>
+        <w:t>İstehsal olunan enerji naqillər, transformatorlar, açarlar və digər avadanlıq vasitəsilə lampalara, mühərriklərə və məişət cihazlarına çatdırılır. Transformator dəyişən cərəyanın gərginliyini artıran və ya azaldan qurğudur.</w:t>
       </w:r>
     </w:p>
     <w:p>
       <w:pPr>
+        <w:pStyle w:val="Heading1"/>
         <w:widowControl/>
       </w:pPr>
       <w:r>
-        <w:t>1880–1890-cı illər nümayişlərin, patentlərin və şəhər işıqlandırma müqavilələrinin yarışına çevrildi. Bu rəqabət bəzən «cərəyanlar müharibəsi» adlandırılır. Şəhərlərin böyüməsi, ucuz mis və insanların qaz işığına artıq alışması elektrikləşməyə zəmin yaratdı. Fabriklər elektrik mühərriklərinin buxar maşınının valından kəmərlərlə güc ötürməkdən daha təmiz və çevik olduğunu gördükdə tələbat sürətlə artdı. Niaqara kimi yerlərdəki su elektrik stansiyaları düşən suyun şəhəri enerji ilə təmin edə bildiyini göstərdi.</w:t>
+        <w:t>Şəbəkənin sabit işləməsi üçün istehsal olunan enerji ilə istifadəçilərin tələbatı arasında tarazlıq qorunmalıdır. Elektrik stansiyaları və ötürücü xətlər birlikdə işləyərək enerjini lazım olan yerə çatdırır.</w:t>
+      </w:r>
+    </w:p>
+    <w:p>
+      <w:pPr>
+        <w:pStyle w:val="Heading1"/>
+        <w:widowControl/>
+      </w:pPr>
+      <w:r>
+        <w:t>Kim yaradıb?</w:t>
+      </w:r>
+    </w:p>
+    <w:p>
+      <w:pPr>
+        <w:pStyle w:val="Heading1"/>
+        <w:widowControl/>
+      </w:pPr>
+      <w:r>
+        <w:t>Elektrik şəbəkəsinin tək bir yaradıcısı yoxdur. Onun meydana gəlməsində elmi kəşflərlə mühəndislik işi bir-birini tamamlayıb.</w:t>
+      </w:r>
+    </w:p>
+    <w:p>
+      <w:pPr>
+        <w:pStyle w:val="Heading1"/>
+        <w:widowControl/>
+      </w:pPr>
+      <w:r>
+        <w:t>Maykl Faradey 1831-ci ildə apardığı təcrübələrlə elektromaqnit induksiyasını göstərdi: naqil dövrəsindən keçən maqnit axını dəyişdikdə elektrik gərginliyi yaranır, dövrə qapalı olduqda isə cərəyan axa bilir. Generatorların hazırlanmasına yol açan əsas kəşflərdən biri bu idi.</w:t>
+      </w:r>
+    </w:p>
+    <w:p>
+      <w:pPr>
+        <w:pStyle w:val="Heading1"/>
+        <w:widowControl/>
+      </w:pPr>
+      <w:r>
+        <w:t>Tomas Edison 1882-ci ildə Nyu-Yorkun Perl-strit küçəsində yaxın ərazidəki istifadəçiləri sabit cərəyanla təmin edən kommersiya elektrik stansiyasını işə saldı.</w:t>
+      </w:r>
+    </w:p>
+    <w:p>
+      <w:pPr>
+        <w:pStyle w:val="Heading1"/>
+        <w:widowControl/>
+      </w:pPr>
+      <w:r>
+        <w:t>Nikola Tesla və Corc Vestinqhauz isə dəyişən cərəyan sistemlərinin inkişafında mühüm rol oynadılar. Bu sistemlərdə transformator vasitəsilə gərginliyi yüksəltmək və sonra azaltmaq mümkün idi. Beləliklə, elektrik enerjisini uzaq məsafələrə ötürmək daha əlverişli oldu.</w:t>
+      </w:r>
+    </w:p>
+    <w:p>
+      <w:pPr>
+        <w:pStyle w:val="Heading1"/>
+        <w:widowControl/>
+      </w:pPr>
+      <w:r>
+        <w:t>İlk şəbəkələrin qurulması çoxsaylı mühəndislərin, ixtiraçıların və texniki işçilərin birgə əməyinin nəticəsi idi.</w:t>
+      </w:r>
+    </w:p>
+    <w:p>
+      <w:pPr>
+        <w:pStyle w:val="Heading1"/>
+        <w:widowControl/>
+      </w:pPr>
+      <w:r>
+        <w:t>Nə vaxt və necə yaranıb?</w:t>
+      </w:r>
+    </w:p>
+    <w:p>
+      <w:pPr>
+        <w:pStyle w:val="Heading1"/>
+        <w:widowControl/>
+      </w:pPr>
+      <w:r>
+        <w:t>1880–1890-cı illərdə elektrik sistemləri arasında güclü rəqabət gedirdi. Şirkətlər qurğularını nümayiş etdirir, patent alır və şəhərlərin işıqlandırılması üçün müqavilələr bağlamağa çalışırdılar. Sabit və dəyişən cərəyan tərəfdarları arasındakı bu rəqabət tarixdə «cərəyanlar müharibəsi» adı ilə tanınır.</w:t>
+      </w:r>
+    </w:p>
+    <w:p>
+      <w:pPr>
+        <w:pStyle w:val="Heading1"/>
+        <w:widowControl/>
+      </w:pPr>
+      <w:r>
+        <w:t>Şəhərlərin böyüməsi, misin ucuzluğu və insanların artıq qazla işıqlandırmadan istifadə etməsi elektrik işığına keçid üçün şərait yaratdı.</w:t>
+      </w:r>
+    </w:p>
+    <w:p>
+      <w:pPr>
+        <w:pStyle w:val="Heading1"/>
+        <w:widowControl/>
+      </w:pPr>
+      <w:r>
+        <w:t>Fabriklərdə elektrik mühərrikləri yeni imkan açdı. Əvvəllər buxar maşınının fırlatdığı valdan kəmərlərlə müxtəlif dəzgahlara güc ötürülürdü. Elektrik mühərrikləri isə avadanlığı daha sərbəst yerləşdirməyə və iş yerində daha təmiz şərait yaratmağa imkan verirdi. Bu üstünlüklər elektrikə tələbatı artırdı.</w:t>
+      </w:r>
+    </w:p>
+    <w:p>
+      <w:pPr>
+        <w:pStyle w:val="Heading1"/>
+        <w:widowControl/>
+      </w:pPr>
+      <w:r>
+        <w:t>Niaqara kimi yerlərdə qurulan su elektrik stansiyaları suyun hərəkət enerjisindən istifadə edərək şəhərləri elektriklə təmin etməyin mümkün olduğunu göstərdi.</w:t>
       </w:r>
     </w:p>
     <w:p>
@@ -159,10 +243,29 @@
     </w:p>
     <w:p>
       <w:pPr>
+        <w:pStyle w:val="Heading1"/>
         <w:widowControl/>
       </w:pPr>
       <w:r>
-        <w:t>Elektrikin paylanması həm elmi, həm də təşkilati nailiyyət idi: gərginliyin standartlaşdırılması, qoruyucu sığortalar və sonralar tezliyə nəzarət tələb olunurdu. Enerji ölçülən və vahid üzrə alınan məhsula çevrildi. Adi generatorların iş prinsipi Faradey qanununa əsaslandığından fizika dərslərində bu qanun hələ də öyrədilir. Elektrik şəbəkəsi cəmiyyətə sistemləri bir-biri ilə əlaqəli xətlər kimi düşünməyi də öyrətdi — sanki görünməz enerji üçün yollar çəkilmişdi.</w:t>
+        <w:t>Elektrik enerjisini çoxsaylı istifadəçiyə çatdırmaq həm elmi-texniki, həm də təşkilati həllər tələb edirdi. Gərginlik üçün vahid qaydalar müəyyənləşdirilməli, xətlər və cihazlar qoruyucularla təchiz olunmalı, dəyişən cərəyan şəbəkələrində tezliyə nəzarət edilməli idi.</w:t>
+      </w:r>
+    </w:p>
+    <w:p>
+      <w:pPr>
+        <w:pStyle w:val="Heading1"/>
+        <w:widowControl/>
+      </w:pPr>
+      <w:r>
+        <w:t>İstehlak olunan elektrik enerjisini ölçmək və ödənişi həmin miqdara görə hesablamaq mümkün oldu. Generatorların işinin əsasında Faradey qanunu dayandığı üçün bu kəşf fizika tədrisində də mühüm yer tutur.</w:t>
+      </w:r>
+    </w:p>
+    <w:p>
+      <w:pPr>
+        <w:pStyle w:val="Heading1"/>
+        <w:widowControl/>
+      </w:pPr>
+      <w:r>
+        <w:t>Elektrik şəbəkələri ayrı-ayrı qurğuların bir-birindən asılı olduğunu da göstərdi. Stansiya, ötürücü xətt, transformator və istifadəçi vahid sistemin hissələridir; bir hissədəki nasazlıq digərlərinə də təsir edə bilər.</w:t>
       </w:r>
     </w:p>
     <w:p>
@@ -176,10 +279,11 @@
     </w:p>
     <w:p>
       <w:pPr>
+        <w:pStyle w:val="Heading1"/>
         <w:widowControl/>
       </w:pPr>
       <w:r>
-        <w:t>Elektrik işığı günün fəal hissəsini uzatdı, mühərriklər fabriklərin quruluşunu dəyişdi. Elektronika, hesablama və telekommunikasiya rozetkaya və ya oradan doldurulan batareyaya arxalanır. Atom stansiyaları, külək parkları və yüksək gərginlikli xətlər eyni əsas fikri davam etdirir: enerjini istehsal et və paylaş. Elektrik kəsintiləri bu asılılığın nə qədər böyük olduğunu göstərir.</w:t>
+        <w:t>Elektrik işığı insanların qaranlıq düşəndən sonra da işləməsinə və gündəlik məşğuliyyətlərini davam etdirməsinə imkan verdi. Elektrik mühərrikləri fabriklərdə avadanlığın yerləşdirilməsini və istehsalın təşkilini dəyişdirdi.</w:t>
       </w:r>
     </w:p>
     <w:p>
@@ -188,15 +292,52 @@
         <w:widowControl/>
       </w:pPr>
       <w:r>
-        <w:t>İnsan həyatını necə dəyişib</w:t>
+        <w:t>Elektron cihazların, kompüterlərin və rabitə avadanlığının işləməsi etibarlı elektrik təchizatına bağlıdır. Onların bir hissəsi birbaşa şəbəkədən, digərləri isə elektriklə doldurulan batareyalardan enerji alır.</w:t>
       </w:r>
     </w:p>
     <w:p>
       <w:pPr>
+        <w:pStyle w:val="Heading1"/>
         <w:widowControl/>
       </w:pPr>
       <w:r>
-        <w:t>Evlərə lampalar, ütülər, soyuducular və sonralar saysız-hesabsız rahatlıq gətirən cihazlar daxil oldu. Qapalı məkanlarda iş genişləndi, gecə növbələri adiləşdi. Elektrikə çıxış yaşayış səviyyəsini fərqləndirən göstəriciyə çevrildi. Şəbəkə dayananda xəstəxanaların, qatarların və internetin işi də pozulur. Elektrikləşmə müasir gündəlik həyatın ən aydın əlamətlərindən biridir.</w:t>
+        <w:t>Atom elektrik stansiyaları, külək elektrik stansiyaları və yüksək gərginlikli ötürücü xətlər də eyni məqsədə xidmət edir: enerjini əldə edib istifadəçilərə çatdırmaq. Elektrik kəsiləndə gündəlik həyatın bu sistemdən nə qədər asılı olduğu aydın görünür.</w:t>
+      </w:r>
+    </w:p>
+    <w:p>
+      <w:pPr>
+        <w:pStyle w:val="Heading1"/>
+        <w:widowControl/>
+      </w:pPr>
+      <w:r>
+        <w:t>İnsan həyatını necə dəyişib?</w:t>
+      </w:r>
+    </w:p>
+    <w:p>
+      <w:pPr>
+        <w:pStyle w:val="Heading1"/>
+        <w:widowControl/>
+      </w:pPr>
+      <w:r>
+        <w:t>Elektrik lampaları, ütülər, soyuducular və sonralar çoxsaylı məişət cihazları ev işlərini və gündəlik həyatı dəyişdirdi. Qapalı məkanlarda daha uzun müddət işləmək mümkün oldu, gecə növbələri geniş yayıldı.</w:t>
+      </w:r>
+    </w:p>
+    <w:p>
+      <w:pPr>
+        <w:pStyle w:val="Heading1"/>
+        <w:widowControl/>
+      </w:pPr>
+      <w:r>
+        <w:t>Etibarlı elektrik təchizatı yaşayış şəraitinin mühüm göstəricilərindən birinə çevrildi. Elektrik kəsiləndə yalnız evlər qaranlıq qalmır; xəstəxanaların, elektriklə işləyən qatarların və internet avadanlığının fəaliyyəti də pozula bilər.</w:t>
+      </w:r>
+    </w:p>
+    <w:p>
+      <w:pPr>
+        <w:pStyle w:val="Heading1"/>
+        <w:widowControl/>
+      </w:pPr>
+      <w:r>
+        <w:t>Elektrikləşmə müasir həyatın əsas dayaqlarından biridir. Çox vaxt onun əhəmiyyətini işıqlar sönəndə daha aydın hiss edirik.</w:t>
       </w:r>
     </w:p>
     <w:p>
@@ -217,7 +358,7 @@
         <w:rPr>
           <w:sz w:val="20"/>
         </w:rPr>
-        <w:t>C Qurumların materialları və ensiklopedik mənbələr</w:t>
+        <w:t>Qurumların materialları və ensiklopedik mənbələr</w:t>
       </w:r>
     </w:p>
     <w:p>
@@ -277,7 +418,7 @@
         <w:rPr>
           <w:sz w:val="20"/>
         </w:rPr>
-        <w:t>D Muzey arxiv və kitabxana materialları</w:t>
+        <w:t>Muzey arxiv və kitabxana materialları</w:t>
       </w:r>
     </w:p>
     <w:p>
@@ -337,7 +478,7 @@
         <w:rPr>
           <w:sz w:val="20"/>
         </w:rPr>
-        <w:t>F Onlayn mühazirələr və tədris silsilələri</w:t>
+        <w:t>Onlayn mühazirələr və tədris silsilələri</w:t>
       </w:r>
     </w:p>
     <w:p>
